--- a/results/H1/table_S2_lmm_total_diagnostics.docx
+++ b/results/H1/table_S2_lmm_total_diagnostics.docx
@@ -28,7 +28,7 @@
         <w:rPr/>
         <w:t xml:space="preserve">Table </w:t>
       </w:r>
-      <w:bookmarkStart w:id="cc6cbc68-9964-47d7-9fc7-c8162ce73ed1" w:name="table"/>
+      <w:bookmarkStart w:id="af448671-c169-452e-b84b-f4b21673701e" w:name="table"/>
       <w:r>
         <w:rPr/>
         <w:fldChar w:fldCharType="begin" w:dirty="true"/>
@@ -41,7 +41,7 @@
         <w:rPr/>
         <w:fldChar w:fldCharType="end" w:dirty="true"/>
       </w:r>
-      <w:bookmarkEnd w:id="cc6cbc68-9964-47d7-9fc7-c8162ce73ed1"/>
+      <w:bookmarkEnd w:id="af448671-c169-452e-b84b-f4b21673701e"/>
       <w:r>
         <w:rPr/>
         <w:t xml:space="preserve">. </w:t>

--- a/results/H1/table_S2_lmm_total_diagnostics.docx
+++ b/results/H1/table_S2_lmm_total_diagnostics.docx
@@ -28,7 +28,7 @@
         <w:rPr/>
         <w:t xml:space="preserve">Table </w:t>
       </w:r>
-      <w:bookmarkStart w:id="af448671-c169-452e-b84b-f4b21673701e" w:name="table"/>
+      <w:bookmarkStart w:id="a582ff57-dc58-43b7-b3ff-72bb00e161a4" w:name="table"/>
       <w:r>
         <w:rPr/>
         <w:fldChar w:fldCharType="begin" w:dirty="true"/>
@@ -41,7 +41,7 @@
         <w:rPr/>
         <w:fldChar w:fldCharType="end" w:dirty="true"/>
       </w:r>
-      <w:bookmarkEnd w:id="af448671-c169-452e-b84b-f4b21673701e"/>
+      <w:bookmarkEnd w:id="a582ff57-dc58-43b7-b3ff-72bb00e161a4"/>
       <w:r>
         <w:rPr/>
         <w:t xml:space="preserve">. </w:t>

--- a/results/H1/table_S2_lmm_total_diagnostics.docx
+++ b/results/H1/table_S2_lmm_total_diagnostics.docx
@@ -28,7 +28,7 @@
         <w:rPr/>
         <w:t xml:space="preserve">Table </w:t>
       </w:r>
-      <w:bookmarkStart w:id="a582ff57-dc58-43b7-b3ff-72bb00e161a4" w:name="table"/>
+      <w:bookmarkStart w:id="caf5b3aa-67fd-4f55-8adc-3bdadd946b29" w:name="table"/>
       <w:r>
         <w:rPr/>
         <w:fldChar w:fldCharType="begin" w:dirty="true"/>
@@ -41,7 +41,7 @@
         <w:rPr/>
         <w:fldChar w:fldCharType="end" w:dirty="true"/>
       </w:r>
-      <w:bookmarkEnd w:id="a582ff57-dc58-43b7-b3ff-72bb00e161a4"/>
+      <w:bookmarkEnd w:id="caf5b3aa-67fd-4f55-8adc-3bdadd946b29"/>
       <w:r>
         <w:rPr/>
         <w:t xml:space="preserve">. </w:t>
